--- a/network/file/考核方案.docx
+++ b/network/file/考核方案.docx
@@ -683,14 +683,19 @@
       <w:pPr>
         <w:rPr>
           <w:rFonts w:hint="eastAsia"/>
-        </w:rPr>
-      </w:pPr>
-      <w:r>
+          <w:dstrike/>
+        </w:rPr>
+      </w:pPr>
+      <w:r>
+        <w:rPr>
+          <w:dstrike/>
+        </w:rPr>
         <w:t>制定人：</w:t>
       </w:r>
       <w:r>
         <w:rPr>
           <w:rFonts w:hint="eastAsia"/>
+          <w:dstrike/>
         </w:rPr>
         <w:t>祝延波</w:t>
       </w:r>
@@ -699,9 +704,13 @@
       <w:pPr>
         <w:rPr>
           <w:rFonts w:hint="eastAsia"/>
-        </w:rPr>
-      </w:pPr>
-      <w:r>
+          <w:dstrike/>
+        </w:rPr>
+      </w:pPr>
+      <w:r>
+        <w:rPr>
+          <w:dstrike/>
+        </w:rPr>
         <w:t>审核人：[审核人姓名]</w:t>
       </w:r>
     </w:p>
@@ -709,18 +718,26 @@
       <w:pPr>
         <w:rPr>
           <w:rFonts w:hint="eastAsia"/>
-        </w:rPr>
-      </w:pPr>
-      <w:r>
+          <w:dstrike/>
+        </w:rPr>
+      </w:pPr>
+      <w:r>
+        <w:rPr>
+          <w:dstrike/>
+        </w:rPr>
         <w:t>日期：</w:t>
       </w:r>
       <w:r>
         <w:rPr>
           <w:rFonts w:hint="eastAsia"/>
+          <w:dstrike/>
         </w:rPr>
         <w:t xml:space="preserve">  </w:t>
       </w:r>
       <w:r>
+        <w:rPr>
+          <w:dstrike/>
+        </w:rPr>
         <w:t>[制定日期]</w:t>
       </w:r>
     </w:p>
